--- a/practice/data/theory/jungol/02_중등/5주차/2026년_5차_중등_숙제_학생용_2019-2025.docx
+++ b/practice/data/theory/jungol/02_중등/5주차/2026년_5차_중등_숙제_학생용_2019-2025.docx
@@ -215,8 +215,10 @@
                 <w:sz w:val="28"/>
                 <w:szCs w:val="28"/>
               </w:rPr>
-              <w:t xml:space="preserve"> 9</w:t>
+              <w:t xml:space="preserve"> 12</w:t>
             </w:r>
+            <w:bookmarkStart w:id="0" w:name="_GoBack"/>
+            <w:bookmarkEnd w:id="0"/>
           </w:p>
         </w:tc>
       </w:tr>
@@ -1210,7 +1212,7 @@
     <w:p>
       <w:pPr>
         <w:rPr>
-          <w:rFonts w:ascii="Consolas" w:eastAsiaTheme="minorHAnsi" w:hAnsi="Consolas" w:cs="Consolas" w:hint="eastAsia"/>
+          <w:rFonts w:ascii="Consolas" w:eastAsiaTheme="minorHAnsi" w:hAnsi="Consolas" w:cs="Consolas"/>
           <w:sz w:val="24"/>
           <w:szCs w:val="24"/>
         </w:rPr>
@@ -1882,7 +1884,7 @@
           <w:tab w:val="left" w:pos="8242"/>
         </w:tabs>
         <w:rPr>
-          <w:rFonts w:ascii="Consolas" w:eastAsiaTheme="minorHAnsi" w:hAnsi="Consolas" w:cs="Consolas" w:hint="eastAsia"/>
+          <w:rFonts w:ascii="Consolas" w:eastAsiaTheme="minorHAnsi" w:hAnsi="Consolas" w:cs="Consolas"/>
           <w:sz w:val="24"/>
           <w:szCs w:val="24"/>
         </w:rPr>
@@ -13584,16 +13586,16 @@
         <w:gridCol w:w="585"/>
         <w:gridCol w:w="585"/>
         <w:gridCol w:w="585"/>
-        <w:gridCol w:w="584"/>
-        <w:gridCol w:w="584"/>
-        <w:gridCol w:w="584"/>
-        <w:gridCol w:w="584"/>
-        <w:gridCol w:w="584"/>
-        <w:gridCol w:w="584"/>
-        <w:gridCol w:w="584"/>
-        <w:gridCol w:w="584"/>
-        <w:gridCol w:w="584"/>
-        <w:gridCol w:w="584"/>
+        <w:gridCol w:w="585"/>
+        <w:gridCol w:w="585"/>
+        <w:gridCol w:w="585"/>
+        <w:gridCol w:w="585"/>
+        <w:gridCol w:w="585"/>
+        <w:gridCol w:w="585"/>
+        <w:gridCol w:w="585"/>
+        <w:gridCol w:w="585"/>
+        <w:gridCol w:w="585"/>
+        <w:gridCol w:w="585"/>
       </w:tblGrid>
       <w:tr>
         <w:trPr>
@@ -13635,9 +13637,6 @@
             <w:pPr>
               <w:pStyle w:val="Compact"/>
               <w:jc w:val="center"/>
-              <w:rPr>
-                <w:rFonts w:hint="eastAsia"/>
-              </w:rPr>
             </w:pPr>
             <w:r>
               <w:rPr>
@@ -13660,9 +13659,6 @@
             <w:pPr>
               <w:pStyle w:val="Compact"/>
               <w:jc w:val="center"/>
-              <w:rPr>
-                <w:rFonts w:hint="eastAsia"/>
-              </w:rPr>
             </w:pPr>
             <w:r>
               <w:rPr>
@@ -13685,9 +13681,6 @@
             <w:pPr>
               <w:pStyle w:val="Compact"/>
               <w:jc w:val="center"/>
-              <w:rPr>
-                <w:rFonts w:hint="eastAsia"/>
-              </w:rPr>
             </w:pPr>
             <w:r>
               <w:rPr>
@@ -13710,9 +13703,6 @@
             <w:pPr>
               <w:pStyle w:val="Compact"/>
               <w:jc w:val="center"/>
-              <w:rPr>
-                <w:rFonts w:hint="eastAsia"/>
-              </w:rPr>
             </w:pPr>
             <w:r>
               <w:rPr>
@@ -13735,9 +13725,6 @@
             <w:pPr>
               <w:pStyle w:val="Compact"/>
               <w:jc w:val="center"/>
-              <w:rPr>
-                <w:rFonts w:hint="eastAsia"/>
-              </w:rPr>
             </w:pPr>
             <w:r>
               <w:rPr>
@@ -13760,9 +13747,6 @@
             <w:pPr>
               <w:pStyle w:val="Compact"/>
               <w:jc w:val="center"/>
-              <w:rPr>
-                <w:rFonts w:hint="eastAsia"/>
-              </w:rPr>
             </w:pPr>
             <w:r>
               <w:rPr>
@@ -13785,9 +13769,6 @@
             <w:pPr>
               <w:pStyle w:val="Compact"/>
               <w:jc w:val="center"/>
-              <w:rPr>
-                <w:rFonts w:hint="eastAsia"/>
-              </w:rPr>
             </w:pPr>
             <w:r>
               <w:rPr>
@@ -13810,9 +13791,6 @@
             <w:pPr>
               <w:pStyle w:val="Compact"/>
               <w:jc w:val="center"/>
-              <w:rPr>
-                <w:rFonts w:hint="eastAsia"/>
-              </w:rPr>
             </w:pPr>
             <w:r>
               <w:rPr>
@@ -13835,9 +13813,6 @@
             <w:pPr>
               <w:pStyle w:val="Compact"/>
               <w:jc w:val="center"/>
-              <w:rPr>
-                <w:rFonts w:hint="eastAsia"/>
-              </w:rPr>
             </w:pPr>
             <w:r>
               <w:rPr>
@@ -13860,9 +13835,6 @@
             <w:pPr>
               <w:pStyle w:val="Compact"/>
               <w:jc w:val="center"/>
-              <w:rPr>
-                <w:rFonts w:hint="eastAsia"/>
-              </w:rPr>
             </w:pPr>
             <w:r>
               <w:rPr>
@@ -13885,9 +13857,6 @@
             <w:pPr>
               <w:pStyle w:val="Compact"/>
               <w:jc w:val="center"/>
-              <w:rPr>
-                <w:rFonts w:hint="eastAsia"/>
-              </w:rPr>
             </w:pPr>
             <w:r>
               <w:rPr>
@@ -13910,9 +13879,6 @@
             <w:pPr>
               <w:pStyle w:val="Compact"/>
               <w:jc w:val="center"/>
-              <w:rPr>
-                <w:rFonts w:hint="eastAsia"/>
-              </w:rPr>
             </w:pPr>
             <w:r>
               <w:rPr>
@@ -13935,9 +13901,6 @@
             <w:pPr>
               <w:pStyle w:val="Compact"/>
               <w:jc w:val="center"/>
-              <w:rPr>
-                <w:rFonts w:hint="eastAsia"/>
-              </w:rPr>
             </w:pPr>
             <w:r>
               <w:rPr>
@@ -13960,9 +13923,6 @@
             <w:pPr>
               <w:pStyle w:val="Compact"/>
               <w:jc w:val="center"/>
-              <w:rPr>
-                <w:rFonts w:hint="eastAsia"/>
-              </w:rPr>
             </w:pPr>
             <w:r>
               <w:rPr>
@@ -13985,9 +13945,6 @@
             <w:pPr>
               <w:pStyle w:val="Compact"/>
               <w:jc w:val="center"/>
-              <w:rPr>
-                <w:rFonts w:hint="eastAsia"/>
-              </w:rPr>
             </w:pPr>
             <w:r>
               <w:rPr>
@@ -14012,9 +13969,6 @@
             <w:pPr>
               <w:pStyle w:val="Compact"/>
               <w:jc w:val="center"/>
-              <w:rPr>
-                <w:rFonts w:hint="eastAsia"/>
-              </w:rPr>
             </w:pPr>
             <m:oMathPara>
               <m:oMath>
@@ -14058,9 +14012,6 @@
             <w:pPr>
               <w:pStyle w:val="Compact"/>
               <w:jc w:val="center"/>
-              <w:rPr>
-                <w:rFonts w:hint="eastAsia"/>
-              </w:rPr>
             </w:pPr>
             <w:r>
               <w:rPr>
@@ -14080,9 +14031,6 @@
             <w:pPr>
               <w:pStyle w:val="Compact"/>
               <w:jc w:val="center"/>
-              <w:rPr>
-                <w:rFonts w:hint="eastAsia"/>
-              </w:rPr>
             </w:pPr>
             <w:r>
               <w:rPr>
@@ -14102,9 +14050,6 @@
             <w:pPr>
               <w:pStyle w:val="Compact"/>
               <w:jc w:val="center"/>
-              <w:rPr>
-                <w:rFonts w:hint="eastAsia"/>
-              </w:rPr>
             </w:pPr>
             <w:r>
               <w:rPr>
@@ -14124,9 +14069,6 @@
             <w:pPr>
               <w:pStyle w:val="Compact"/>
               <w:jc w:val="center"/>
-              <w:rPr>
-                <w:rFonts w:hint="eastAsia"/>
-              </w:rPr>
             </w:pPr>
             <w:r>
               <w:rPr>
@@ -14146,9 +14088,6 @@
             <w:pPr>
               <w:pStyle w:val="Compact"/>
               <w:jc w:val="center"/>
-              <w:rPr>
-                <w:rFonts w:hint="eastAsia"/>
-              </w:rPr>
             </w:pPr>
             <w:r>
               <w:rPr>
@@ -14168,9 +14107,6 @@
             <w:pPr>
               <w:pStyle w:val="Compact"/>
               <w:jc w:val="center"/>
-              <w:rPr>
-                <w:rFonts w:hint="eastAsia"/>
-              </w:rPr>
             </w:pPr>
             <w:r>
               <w:rPr>
@@ -14190,9 +14126,6 @@
             <w:pPr>
               <w:pStyle w:val="Compact"/>
               <w:jc w:val="center"/>
-              <w:rPr>
-                <w:rFonts w:hint="eastAsia"/>
-              </w:rPr>
             </w:pPr>
             <w:r>
               <w:rPr>
@@ -14212,9 +14145,6 @@
             <w:pPr>
               <w:pStyle w:val="Compact"/>
               <w:jc w:val="center"/>
-              <w:rPr>
-                <w:rFonts w:hint="eastAsia"/>
-              </w:rPr>
             </w:pPr>
             <w:r>
               <w:rPr>
@@ -14234,9 +14164,6 @@
             <w:pPr>
               <w:pStyle w:val="Compact"/>
               <w:jc w:val="center"/>
-              <w:rPr>
-                <w:rFonts w:hint="eastAsia"/>
-              </w:rPr>
             </w:pPr>
             <w:r>
               <w:rPr>
@@ -14256,9 +14183,6 @@
             <w:pPr>
               <w:pStyle w:val="Compact"/>
               <w:jc w:val="center"/>
-              <w:rPr>
-                <w:rFonts w:hint="eastAsia"/>
-              </w:rPr>
             </w:pPr>
             <w:r>
               <w:rPr>
@@ -14278,9 +14202,6 @@
             <w:pPr>
               <w:pStyle w:val="Compact"/>
               <w:jc w:val="center"/>
-              <w:rPr>
-                <w:rFonts w:hint="eastAsia"/>
-              </w:rPr>
             </w:pPr>
             <w:r>
               <w:rPr>
@@ -14300,9 +14221,6 @@
             <w:pPr>
               <w:pStyle w:val="Compact"/>
               <w:jc w:val="center"/>
-              <w:rPr>
-                <w:rFonts w:hint="eastAsia"/>
-              </w:rPr>
             </w:pPr>
             <w:r>
               <w:rPr>
@@ -14322,9 +14240,6 @@
             <w:pPr>
               <w:pStyle w:val="Compact"/>
               <w:jc w:val="center"/>
-              <w:rPr>
-                <w:rFonts w:hint="eastAsia"/>
-              </w:rPr>
             </w:pPr>
             <w:r>
               <w:rPr>
@@ -14344,9 +14259,6 @@
             <w:pPr>
               <w:pStyle w:val="Compact"/>
               <w:jc w:val="center"/>
-              <w:rPr>
-                <w:rFonts w:hint="eastAsia"/>
-              </w:rPr>
             </w:pPr>
             <w:r>
               <w:rPr>
@@ -14366,9 +14278,6 @@
             <w:pPr>
               <w:pStyle w:val="Compact"/>
               <w:jc w:val="center"/>
-              <w:rPr>
-                <w:rFonts w:hint="eastAsia"/>
-              </w:rPr>
             </w:pPr>
             <w:r>
               <w:rPr>
@@ -14394,9 +14303,6 @@
             <w:pPr>
               <w:pStyle w:val="Compact"/>
               <w:jc w:val="center"/>
-              <w:rPr>
-                <w:rFonts w:hint="eastAsia"/>
-              </w:rPr>
             </w:pPr>
             <m:oMathPara>
               <m:oMath>
@@ -14444,9 +14350,6 @@
             <w:pPr>
               <w:pStyle w:val="Compact"/>
               <w:jc w:val="center"/>
-              <w:rPr>
-                <w:rFonts w:hint="eastAsia"/>
-              </w:rPr>
             </w:pPr>
             <w:r>
               <w:rPr>
@@ -14470,9 +14373,6 @@
             <w:pPr>
               <w:pStyle w:val="Compact"/>
               <w:jc w:val="center"/>
-              <w:rPr>
-                <w:rFonts w:hint="eastAsia"/>
-              </w:rPr>
             </w:pPr>
             <w:r>
               <w:rPr>
@@ -14496,9 +14396,6 @@
             <w:pPr>
               <w:pStyle w:val="Compact"/>
               <w:jc w:val="center"/>
-              <w:rPr>
-                <w:rFonts w:hint="eastAsia"/>
-              </w:rPr>
             </w:pPr>
             <w:r>
               <w:rPr>
@@ -14522,9 +14419,6 @@
             <w:pPr>
               <w:pStyle w:val="Compact"/>
               <w:jc w:val="center"/>
-              <w:rPr>
-                <w:rFonts w:hint="eastAsia"/>
-              </w:rPr>
             </w:pPr>
             <w:r>
               <w:rPr>
@@ -14548,9 +14442,6 @@
             <w:pPr>
               <w:pStyle w:val="Compact"/>
               <w:jc w:val="center"/>
-              <w:rPr>
-                <w:rFonts w:hint="eastAsia"/>
-              </w:rPr>
             </w:pPr>
             <w:r>
               <w:rPr>
@@ -14574,9 +14465,6 @@
             <w:pPr>
               <w:pStyle w:val="Compact"/>
               <w:jc w:val="center"/>
-              <w:rPr>
-                <w:rFonts w:hint="eastAsia"/>
-              </w:rPr>
             </w:pPr>
             <w:r>
               <w:rPr>
@@ -14600,9 +14488,6 @@
             <w:pPr>
               <w:pStyle w:val="Compact"/>
               <w:jc w:val="center"/>
-              <w:rPr>
-                <w:rFonts w:hint="eastAsia"/>
-              </w:rPr>
             </w:pPr>
             <w:r>
               <w:rPr>
@@ -14626,9 +14511,6 @@
             <w:pPr>
               <w:pStyle w:val="Compact"/>
               <w:jc w:val="center"/>
-              <w:rPr>
-                <w:rFonts w:hint="eastAsia"/>
-              </w:rPr>
             </w:pPr>
             <w:r>
               <w:rPr>
@@ -14652,9 +14534,6 @@
             <w:pPr>
               <w:pStyle w:val="Compact"/>
               <w:jc w:val="center"/>
-              <w:rPr>
-                <w:rFonts w:hint="eastAsia"/>
-              </w:rPr>
             </w:pPr>
             <w:r>
               <w:rPr>
@@ -14678,9 +14557,6 @@
             <w:pPr>
               <w:pStyle w:val="Compact"/>
               <w:jc w:val="center"/>
-              <w:rPr>
-                <w:rFonts w:hint="eastAsia"/>
-              </w:rPr>
             </w:pPr>
             <w:r>
               <w:rPr>
@@ -14704,9 +14580,6 @@
             <w:pPr>
               <w:pStyle w:val="Compact"/>
               <w:jc w:val="center"/>
-              <w:rPr>
-                <w:rFonts w:hint="eastAsia"/>
-              </w:rPr>
             </w:pPr>
             <w:r>
               <w:rPr>
@@ -14730,9 +14603,6 @@
             <w:pPr>
               <w:pStyle w:val="Compact"/>
               <w:jc w:val="center"/>
-              <w:rPr>
-                <w:rFonts w:hint="eastAsia"/>
-              </w:rPr>
             </w:pPr>
             <w:r>
               <w:rPr>
@@ -14756,9 +14626,6 @@
             <w:pPr>
               <w:pStyle w:val="Compact"/>
               <w:jc w:val="center"/>
-              <w:rPr>
-                <w:rFonts w:hint="eastAsia"/>
-              </w:rPr>
             </w:pPr>
             <w:r>
               <w:rPr>
@@ -14782,9 +14649,6 @@
             <w:pPr>
               <w:pStyle w:val="Compact"/>
               <w:jc w:val="center"/>
-              <w:rPr>
-                <w:rFonts w:hint="eastAsia"/>
-              </w:rPr>
             </w:pPr>
             <w:r>
               <w:rPr>
@@ -14808,9 +14672,6 @@
             <w:pPr>
               <w:pStyle w:val="Compact"/>
               <w:jc w:val="center"/>
-              <w:rPr>
-                <w:rFonts w:hint="eastAsia"/>
-              </w:rPr>
             </w:pPr>
             <w:r>
               <w:rPr>
@@ -14827,7 +14688,7 @@
         <w:pStyle w:val="a7"/>
         <w:ind w:leftChars="0" w:left="400"/>
         <w:rPr>
-          <w:rFonts w:ascii="Consolas" w:eastAsiaTheme="minorHAnsi" w:hAnsi="Consolas" w:cs="Consolas" w:hint="eastAsia"/>
+          <w:rFonts w:ascii="Consolas" w:eastAsiaTheme="minorHAnsi" w:hAnsi="Consolas" w:cs="Consolas"/>
           <w:sz w:val="24"/>
           <w:szCs w:val="24"/>
         </w:rPr>
@@ -15021,18 +14882,16 @@
     <w:p>
       <w:pPr>
         <w:rPr>
-          <w:rFonts w:ascii="Consolas" w:eastAsiaTheme="minorHAnsi" w:hAnsi="Consolas" w:cs="Consolas" w:hint="eastAsia"/>
-          <w:sz w:val="24"/>
-          <w:szCs w:val="24"/>
-        </w:rPr>
-      </w:pPr>
-      <w:bookmarkStart w:id="0" w:name="_GoBack"/>
-      <w:bookmarkEnd w:id="0"/>
+          <w:rFonts w:ascii="Consolas" w:eastAsiaTheme="minorHAnsi" w:hAnsi="Consolas" w:cs="Consolas"/>
+          <w:sz w:val="24"/>
+          <w:szCs w:val="24"/>
+        </w:rPr>
+      </w:pPr>
     </w:p>
     <w:p>
       <w:pPr>
         <w:rPr>
-          <w:rFonts w:ascii="Consolas" w:eastAsiaTheme="minorHAnsi" w:hAnsi="Consolas" w:cs="Consolas" w:hint="eastAsia"/>
+          <w:rFonts w:ascii="Consolas" w:eastAsiaTheme="minorHAnsi" w:hAnsi="Consolas" w:cs="Consolas"/>
           <w:sz w:val="24"/>
           <w:szCs w:val="24"/>
         </w:rPr>
@@ -15140,7 +14999,7 @@
                 <w:bCs/>
                 <w:noProof/>
               </w:rPr>
-              <w:t>4</w:t>
+              <w:t>2</w:t>
             </w:r>
             <w:r>
               <w:rPr>
@@ -15344,7 +15203,7 @@
                 <w:bCs/>
                 <w:noProof/>
               </w:rPr>
-              <w:t>5</w:t>
+              <w:t>1</w:t>
             </w:r>
             <w:r>
               <w:rPr>
